--- a/docs/word/MERIDIAN-LLD-AWS.docx
+++ b/docs/word/MERIDIAN-LLD-AWS.docx
@@ -185,7 +185,7 @@
                 <w:sz w:val="18"/>
                 <w:szCs w:val="18"/>
               </w:rPr>
-              <w:t xml:space="preserve">MERIDIAN 1.0.0 - SIEM-less detection, investigation and response with AI agents over MCP</w:t>
+              <w:t xml:space="preserve">MERIDIAN 1.0.1 - SIEM-less detection, investigation and response with AI agents over MCP</w:t>
             </w:r>
           </w:p>
         </w:tc>
@@ -365,7 +365,7 @@
                 <w:sz w:val="18"/>
                 <w:szCs w:val="18"/>
               </w:rPr>
-              <w:t xml:space="preserve">1.0.0 / 2026-10-01</w:t>
+              <w:t xml:space="preserve">1.0.1 / 2026-10-02</w:t>
             </w:r>
           </w:p>
         </w:tc>
@@ -13192,7 +13192,7 @@
           <w:sz w:val="19"/>
           <w:szCs w:val="19"/>
         </w:rPr>
-        <w:t xml:space="preserve">docker buildx build --platform linux/arm64 -t &lt;ecr&gt;/meridian:1.0.0 --push .</w:t>
+        <w:t xml:space="preserve">docker buildx build --platform linux/arm64 -t &lt;ecr&gt;/meridian:1.0.1 --push .</w:t>
       </w:r>
       <w:r>
         <w:t xml:space="preserve">);</w:t>
@@ -26211,7 +26211,7 @@
         <w:sz w:val="16"/>
         <w:szCs w:val="16"/>
       </w:rPr>
-      <w:t xml:space="preserve">MERIDIAN 1.0.0 - Low-Level Design - AWS + Amazon Bedrock</w:t>
+      <w:t xml:space="preserve">MERIDIAN 1.0.1 - Low-Level Design - AWS + Amazon Bedrock</w:t>
     </w:r>
   </w:p>
 </w:hdr>
